--- a/flow/20230927_hours/drafts/2024-08-u/03.08.docx
+++ b/flow/20230927_hours/drafts/2024-08-u/03.08.docx
@@ -47,24 +47,17 @@
         <w:rPr>
           <w:rFonts w:ascii="Times New Roman" w:hAnsi="Times New Roman"/>
           <w:i/>
-          <w:color w:val="FF0000"/>
-          <w:sz w:val="24"/>
-        </w:rPr>
-        <w:t xml:space="preserve">Священик: </w:t>
-      </w:r>
-      <w:r>
-        <w:rPr>
-          <w:rFonts w:ascii="Times New Roman" w:hAnsi="Times New Roman"/>
-          <w:sz w:val="24"/>
-        </w:rPr>
-        <w:t xml:space="preserve">Благословенний Бог наш завжди, нині і повсякчас, і на віки </w:t>
-      </w:r>
-      <w:r>
-        <w:rPr>
-          <w:rFonts w:ascii="Times New Roman" w:hAnsi="Times New Roman"/>
-          <w:sz w:val="24"/>
-        </w:rPr>
-        <w:t>віків.</w:t>
+          <w:color w:val="FF4400"/>
+          <w:sz w:val="24"/>
+        </w:rPr>
+        <w:t>Священик:</w:t>
+      </w:r>
+      <w:r>
+        <w:rPr>
+          <w:rFonts w:ascii="Times New Roman" w:hAnsi="Times New Roman"/>
+          <w:sz w:val="24"/>
+        </w:rPr>
+        <w:t xml:space="preserve"> Благословенний Бог наш завжди, нині і повсякчас, і на віки віків.</w:t>
       </w:r>
     </w:p>
     <w:p>
@@ -2153,17 +2146,17 @@
         <w:rPr>
           <w:rFonts w:ascii="Times New Roman" w:hAnsi="Times New Roman"/>
           <w:i/>
-          <w:color w:val="FF0000"/>
-          <w:sz w:val="24"/>
-        </w:rPr>
-        <w:t xml:space="preserve">Священик: </w:t>
-      </w:r>
-      <w:r>
-        <w:rPr>
-          <w:rFonts w:ascii="Times New Roman" w:hAnsi="Times New Roman"/>
-          <w:sz w:val="24"/>
-        </w:rPr>
-        <w:t>Боже, змилуйся над нами і благослови нас; світлом лиця твого осяй нас і помилуй нас.</w:t>
+          <w:color w:val="FF4400"/>
+          <w:sz w:val="24"/>
+        </w:rPr>
+        <w:t>Священик:</w:t>
+      </w:r>
+      <w:r>
+        <w:rPr>
+          <w:rFonts w:ascii="Times New Roman" w:hAnsi="Times New Roman"/>
+          <w:sz w:val="24"/>
+        </w:rPr>
+        <w:t xml:space="preserve"> Боже, змилуйся над нами і благослови нас; світлом лиця твого осяй нас і помилуй нас.</w:t>
       </w:r>
     </w:p>
     <w:p>
@@ -2302,17 +2295,17 @@
         <w:rPr>
           <w:rFonts w:ascii="Times New Roman" w:hAnsi="Times New Roman"/>
           <w:i/>
-          <w:color w:val="FF0000"/>
-          <w:sz w:val="24"/>
-        </w:rPr>
-        <w:t xml:space="preserve">Священик: </w:t>
-      </w:r>
-      <w:r>
-        <w:rPr>
-          <w:rFonts w:ascii="Times New Roman" w:hAnsi="Times New Roman"/>
-          <w:sz w:val="24"/>
-        </w:rPr>
-        <w:t>Слава тобі, Христе Боже, надіє наша, слава тобі!</w:t>
+          <w:color w:val="FF4400"/>
+          <w:sz w:val="24"/>
+        </w:rPr>
+        <w:t>Священик:</w:t>
+      </w:r>
+      <w:r>
+        <w:rPr>
+          <w:rFonts w:ascii="Times New Roman" w:hAnsi="Times New Roman"/>
+          <w:sz w:val="24"/>
+        </w:rPr>
+        <w:t xml:space="preserve"> Слава тобі, Христе Боже, надіє наша, слава тобі!</w:t>
       </w:r>
     </w:p>
     <w:p>
@@ -2386,27 +2379,39 @@
     </w:p>
     <w:p>
       <w:pPr>
-        <w:spacing w:line="240" w:lineRule="auto"/>
-        <w:rPr>
-          <w:rFonts w:ascii="Times New Roman" w:hAnsi="Times New Roman"/>
-          <w:sz w:val="24"/>
-        </w:rPr>
-      </w:pPr>
-      <w:r>
-        <w:rPr>
-          <w:rFonts w:ascii="Times New Roman" w:hAnsi="Times New Roman"/>
-          <w:i/>
-          <w:color w:val="FF0000"/>
-          <w:sz w:val="24"/>
-        </w:rPr>
-        <w:t xml:space="preserve">Священик: </w:t>
-      </w:r>
-      <w:r>
-        <w:rPr>
-          <w:rFonts w:ascii="Times New Roman" w:hAnsi="Times New Roman"/>
-          <w:sz w:val="24"/>
-        </w:rPr>
-        <w:t>Христос, істинний Бог наш, молитвами пречистої своєї Матері, преподобних і богоносних отців наших, і всіх святих, помилує і спасе нас, як благий і чоловіколюбець.</w:t>
+        <w:spacing w:after="120"/>
+      </w:pPr>
+      <w:r>
+        <w:rPr>
+          <w:rFonts w:ascii="Times New Roman" w:hAnsi="Times New Roman"/>
+          <w:i/>
+          <w:color w:val="FF4400"/>
+          <w:sz w:val="24"/>
+        </w:rPr>
+        <w:t>Священик:</w:t>
+      </w:r>
+      <w:r>
+        <w:rPr>
+          <w:rFonts w:ascii="Times New Roman" w:hAnsi="Times New Roman"/>
+          <w:sz w:val="24"/>
+        </w:rPr>
+        <w:t xml:space="preserve"> Христос, істинний Бог наш - молитвами пречистої Своєї Матері, силою чесного і животворчого Хреста, заступництвом чесних небесних сил безтілесних, чесного і славного пророка, предтечі і хрестителя Йоана, святих славних і всехвальних апостолів, святого отця нашого Миколая, архиєпископа Мир Ликійських, чудотворця, святих славних і переможних мучеників, преподобних і богоносних отців наших, святих і праведних богоотців Йоакима й Анни, святого, </w:t>
+      </w:r>
+      <w:r>
+        <w:rPr>
+          <w:rFonts w:ascii="Times New Roman" w:hAnsi="Times New Roman"/>
+          <w:i/>
+          <w:color w:val="FF4400"/>
+          <w:sz w:val="24"/>
+        </w:rPr>
+        <w:t>якого є храм</w:t>
+      </w:r>
+      <w:r>
+        <w:rPr>
+          <w:rFonts w:ascii="Times New Roman" w:hAnsi="Times New Roman"/>
+          <w:sz w:val="24"/>
+        </w:rPr>
+        <w:t>, преподобних отців наших Ісаакія, Далмата й Фавста, і всіх святих - помилує і спасе нас як благий і людинолюбний.</w:t>
       </w:r>
     </w:p>
     <w:p>
@@ -2496,24 +2501,17 @@
         <w:rPr>
           <w:rFonts w:ascii="Times New Roman" w:hAnsi="Times New Roman"/>
           <w:i/>
-          <w:color w:val="FF0000"/>
-          <w:sz w:val="24"/>
-        </w:rPr>
-        <w:t xml:space="preserve">Священик: </w:t>
-      </w:r>
-      <w:r>
-        <w:rPr>
-          <w:rFonts w:ascii="Times New Roman" w:hAnsi="Times New Roman"/>
-          <w:sz w:val="24"/>
-        </w:rPr>
-        <w:t xml:space="preserve">Благословенний Бог наш завжди, нині і повсякчас, і на віки </w:t>
-      </w:r>
-      <w:r>
-        <w:rPr>
-          <w:rFonts w:ascii="Times New Roman" w:hAnsi="Times New Roman"/>
-          <w:sz w:val="24"/>
-        </w:rPr>
-        <w:t>віків.</w:t>
+          <w:color w:val="FF4400"/>
+          <w:sz w:val="24"/>
+        </w:rPr>
+        <w:t>Священик:</w:t>
+      </w:r>
+      <w:r>
+        <w:rPr>
+          <w:rFonts w:ascii="Times New Roman" w:hAnsi="Times New Roman"/>
+          <w:sz w:val="24"/>
+        </w:rPr>
+        <w:t xml:space="preserve"> Благословенний Бог наш завжди, нині і повсякчас, і на віки віків.</w:t>
       </w:r>
     </w:p>
     <w:p>
@@ -5021,17 +5019,17 @@
         <w:rPr>
           <w:rFonts w:ascii="Times New Roman" w:hAnsi="Times New Roman"/>
           <w:i/>
-          <w:color w:val="FF0000"/>
-          <w:sz w:val="24"/>
-        </w:rPr>
-        <w:t xml:space="preserve">Священик: </w:t>
-      </w:r>
-      <w:r>
-        <w:rPr>
-          <w:rFonts w:ascii="Times New Roman" w:hAnsi="Times New Roman"/>
-          <w:sz w:val="24"/>
-        </w:rPr>
-        <w:t>Молитвами святих отців наших, Господи Ісусе Христе Сине Божий, помилуй нас.</w:t>
+          <w:color w:val="FF4400"/>
+          <w:sz w:val="24"/>
+        </w:rPr>
+        <w:t>Священик:</w:t>
+      </w:r>
+      <w:r>
+        <w:rPr>
+          <w:rFonts w:ascii="Times New Roman" w:hAnsi="Times New Roman"/>
+          <w:sz w:val="24"/>
+        </w:rPr>
+        <w:t xml:space="preserve"> Молитвами святих отців наших, Господи Ісусе Христе Сине Божий, помилуй нас.</w:t>
       </w:r>
     </w:p>
     <w:p>
@@ -5287,17 +5285,17 @@
         <w:rPr>
           <w:rFonts w:ascii="Times New Roman" w:hAnsi="Times New Roman"/>
           <w:i/>
-          <w:color w:val="FF0000"/>
-          <w:sz w:val="24"/>
-        </w:rPr>
-        <w:t xml:space="preserve">Священик: </w:t>
-      </w:r>
-      <w:r>
-        <w:rPr>
-          <w:rFonts w:ascii="Times New Roman" w:hAnsi="Times New Roman"/>
-          <w:sz w:val="24"/>
-        </w:rPr>
-        <w:t>Слава тобі, Христе Боже, надіє наша, слава тобі!</w:t>
+          <w:color w:val="FF4400"/>
+          <w:sz w:val="24"/>
+        </w:rPr>
+        <w:t>Священик:</w:t>
+      </w:r>
+      <w:r>
+        <w:rPr>
+          <w:rFonts w:ascii="Times New Roman" w:hAnsi="Times New Roman"/>
+          <w:sz w:val="24"/>
+        </w:rPr>
+        <w:t xml:space="preserve"> Слава тобі, Христе Боже, надіє наша, слава тобі!</w:t>
       </w:r>
     </w:p>
     <w:p>
@@ -5371,27 +5369,39 @@
     </w:p>
     <w:p>
       <w:pPr>
-        <w:spacing w:line="240" w:lineRule="auto"/>
-        <w:rPr>
-          <w:rFonts w:ascii="Times New Roman" w:hAnsi="Times New Roman"/>
-          <w:sz w:val="24"/>
-        </w:rPr>
-      </w:pPr>
-      <w:r>
-        <w:rPr>
-          <w:rFonts w:ascii="Times New Roman" w:hAnsi="Times New Roman"/>
-          <w:i/>
-          <w:color w:val="FF0000"/>
-          <w:sz w:val="24"/>
-        </w:rPr>
-        <w:t xml:space="preserve">Священик: </w:t>
-      </w:r>
-      <w:r>
-        <w:rPr>
-          <w:rFonts w:ascii="Times New Roman" w:hAnsi="Times New Roman"/>
-          <w:sz w:val="24"/>
-        </w:rPr>
-        <w:t>Христос, істинний Бог наш, молитвами пречистої своєї Матері, преподобних і богоносних отців наших, і всіх святих, помилує і спасе нас, як благий і чоловіколюбець.</w:t>
+        <w:spacing w:after="120"/>
+      </w:pPr>
+      <w:r>
+        <w:rPr>
+          <w:rFonts w:ascii="Times New Roman" w:hAnsi="Times New Roman"/>
+          <w:i/>
+          <w:color w:val="FF4400"/>
+          <w:sz w:val="24"/>
+        </w:rPr>
+        <w:t>Священик:</w:t>
+      </w:r>
+      <w:r>
+        <w:rPr>
+          <w:rFonts w:ascii="Times New Roman" w:hAnsi="Times New Roman"/>
+          <w:sz w:val="24"/>
+        </w:rPr>
+        <w:t xml:space="preserve"> Христос, істинний Бог наш - молитвами пречистої Своєї Матері, силою чесного і животворчого Хреста, заступництвом чесних небесних сил безтілесних, чесного і славного пророка, предтечі і хрестителя Йоана, святих славних і всехвальних апостолів, святого отця нашого Миколая, архиєпископа Мир Ликійських, чудотворця, святих славних і переможних мучеників, преподобних і богоносних отців наших, святих і праведних богоотців Йоакима й Анни, святого, </w:t>
+      </w:r>
+      <w:r>
+        <w:rPr>
+          <w:rFonts w:ascii="Times New Roman" w:hAnsi="Times New Roman"/>
+          <w:i/>
+          <w:color w:val="FF4400"/>
+          <w:sz w:val="24"/>
+        </w:rPr>
+        <w:t>якого є храм</w:t>
+      </w:r>
+      <w:r>
+        <w:rPr>
+          <w:rFonts w:ascii="Times New Roman" w:hAnsi="Times New Roman"/>
+          <w:sz w:val="24"/>
+        </w:rPr>
+        <w:t>, преподобних отців наших Ісаакія, Далмата й Фавста, і всіх святих - помилує і спасе нас як благий і людинолюбний.</w:t>
       </w:r>
     </w:p>
     <w:p>
@@ -5481,24 +5491,17 @@
         <w:rPr>
           <w:rFonts w:ascii="Times New Roman" w:hAnsi="Times New Roman"/>
           <w:i/>
-          <w:color w:val="FF0000"/>
-          <w:sz w:val="24"/>
-        </w:rPr>
-        <w:t xml:space="preserve">Священик: </w:t>
-      </w:r>
-      <w:r>
-        <w:rPr>
-          <w:rFonts w:ascii="Times New Roman" w:hAnsi="Times New Roman"/>
-          <w:sz w:val="24"/>
-        </w:rPr>
-        <w:t xml:space="preserve">Благословенний Бог наш завжди, нині і повсякчас, і на віки </w:t>
-      </w:r>
-      <w:r>
-        <w:rPr>
-          <w:rFonts w:ascii="Times New Roman" w:hAnsi="Times New Roman"/>
-          <w:sz w:val="24"/>
-        </w:rPr>
-        <w:t>віків.</w:t>
+          <w:color w:val="FF4400"/>
+          <w:sz w:val="24"/>
+        </w:rPr>
+        <w:t>Священик:</w:t>
+      </w:r>
+      <w:r>
+        <w:rPr>
+          <w:rFonts w:ascii="Times New Roman" w:hAnsi="Times New Roman"/>
+          <w:sz w:val="24"/>
+        </w:rPr>
+        <w:t xml:space="preserve"> Благословенний Бог наш завжди, нині і повсякчас, і на віки віків.</w:t>
       </w:r>
     </w:p>
     <w:p>
@@ -8218,17 +8221,17 @@
         <w:rPr>
           <w:rFonts w:ascii="Times New Roman" w:hAnsi="Times New Roman"/>
           <w:i/>
-          <w:color w:val="FF0000"/>
-          <w:sz w:val="24"/>
-        </w:rPr>
-        <w:t xml:space="preserve">Священик: </w:t>
-      </w:r>
-      <w:r>
-        <w:rPr>
-          <w:rFonts w:ascii="Times New Roman" w:hAnsi="Times New Roman"/>
-          <w:sz w:val="24"/>
-        </w:rPr>
-        <w:t>Молитвами святих отців наших, Господи Ісусе Христе Сину Божий, помилуй нас.</w:t>
+          <w:color w:val="FF4400"/>
+          <w:sz w:val="24"/>
+        </w:rPr>
+        <w:t>Священик:</w:t>
+      </w:r>
+      <w:r>
+        <w:rPr>
+          <w:rFonts w:ascii="Times New Roman" w:hAnsi="Times New Roman"/>
+          <w:sz w:val="24"/>
+        </w:rPr>
+        <w:t xml:space="preserve"> Молитвами святих отців наших, Господи Ісусе Христе Сину Божий, помилуй нас.</w:t>
       </w:r>
     </w:p>
     <w:p>
@@ -8390,17 +8393,17 @@
         <w:rPr>
           <w:rFonts w:ascii="Times New Roman" w:hAnsi="Times New Roman"/>
           <w:i/>
-          <w:color w:val="FF0000"/>
-          <w:sz w:val="24"/>
-        </w:rPr>
-        <w:t xml:space="preserve">Священик: </w:t>
-      </w:r>
-      <w:r>
-        <w:rPr>
-          <w:rFonts w:ascii="Times New Roman" w:hAnsi="Times New Roman"/>
-          <w:sz w:val="24"/>
-        </w:rPr>
-        <w:t>Слава тобі, Христе Боже, надіє наша, слава тобі!</w:t>
+          <w:color w:val="FF4400"/>
+          <w:sz w:val="24"/>
+        </w:rPr>
+        <w:t>Священик:</w:t>
+      </w:r>
+      <w:r>
+        <w:rPr>
+          <w:rFonts w:ascii="Times New Roman" w:hAnsi="Times New Roman"/>
+          <w:sz w:val="24"/>
+        </w:rPr>
+        <w:t xml:space="preserve"> Слава тобі, Христе Боже, надіє наша, слава тобі!</w:t>
       </w:r>
     </w:p>
     <w:p>
@@ -8460,27 +8463,39 @@
     </w:p>
     <w:p>
       <w:pPr>
-        <w:spacing w:line="240" w:lineRule="auto"/>
-        <w:rPr>
-          <w:rFonts w:ascii="Times New Roman" w:hAnsi="Times New Roman"/>
-          <w:sz w:val="24"/>
-        </w:rPr>
-      </w:pPr>
-      <w:r>
-        <w:rPr>
-          <w:rFonts w:ascii="Times New Roman" w:hAnsi="Times New Roman"/>
-          <w:i/>
-          <w:color w:val="FF0000"/>
-          <w:sz w:val="24"/>
-        </w:rPr>
-        <w:t xml:space="preserve">Священик: </w:t>
-      </w:r>
-      <w:r>
-        <w:rPr>
-          <w:rFonts w:ascii="Times New Roman" w:hAnsi="Times New Roman"/>
-          <w:sz w:val="24"/>
-        </w:rPr>
-        <w:t>Христос, істинний Бог наш, молитвами пречистої своєї Матері, преподобних і богоносних отців наших, і всіх святих, помилує і спасе нас, як благий і чоловіколюбець.</w:t>
+        <w:spacing w:after="120"/>
+      </w:pPr>
+      <w:r>
+        <w:rPr>
+          <w:rFonts w:ascii="Times New Roman" w:hAnsi="Times New Roman"/>
+          <w:i/>
+          <w:color w:val="FF4400"/>
+          <w:sz w:val="24"/>
+        </w:rPr>
+        <w:t>Священик:</w:t>
+      </w:r>
+      <w:r>
+        <w:rPr>
+          <w:rFonts w:ascii="Times New Roman" w:hAnsi="Times New Roman"/>
+          <w:sz w:val="24"/>
+        </w:rPr>
+        <w:t xml:space="preserve"> Христос, істинний Бог наш - молитвами пречистої Своєї Матері, силою чесного і животворчого Хреста, заступництвом чесних небесних сил безтілесних, чесного і славного пророка, предтечі і хрестителя Йоана, святих славних і всехвальних апостолів, святого отця нашого Миколая, архиєпископа Мир Ликійських, чудотворця, святих славних і переможних мучеників, преподобних і богоносних отців наших, святих і праведних богоотців Йоакима й Анни, святого, </w:t>
+      </w:r>
+      <w:r>
+        <w:rPr>
+          <w:rFonts w:ascii="Times New Roman" w:hAnsi="Times New Roman"/>
+          <w:i/>
+          <w:color w:val="FF4400"/>
+          <w:sz w:val="24"/>
+        </w:rPr>
+        <w:t>якого є храм</w:t>
+      </w:r>
+      <w:r>
+        <w:rPr>
+          <w:rFonts w:ascii="Times New Roman" w:hAnsi="Times New Roman"/>
+          <w:sz w:val="24"/>
+        </w:rPr>
+        <w:t>, преподобних отців наших Ісаакія, Далмата й Фавста, і всіх святих - помилує і спасе нас як благий і людинолюбний.</w:t>
       </w:r>
     </w:p>
     <w:p>
@@ -8570,7 +8585,7 @@
         <w:rPr>
           <w:rFonts w:ascii="Times New Roman" w:hAnsi="Times New Roman"/>
           <w:i/>
-          <w:color w:val="FF0000"/>
+          <w:color w:val="FF4400"/>
           <w:sz w:val="24"/>
         </w:rPr>
         <w:t>Священик:</w:t>
@@ -8580,14 +8595,7 @@
           <w:rFonts w:ascii="Times New Roman" w:hAnsi="Times New Roman"/>
           <w:sz w:val="24"/>
         </w:rPr>
-        <w:t xml:space="preserve"> Благословенний Бог наш завжди, нині і повсякчас, і на віки </w:t>
-      </w:r>
-      <w:r>
-        <w:rPr>
-          <w:rFonts w:ascii="Times New Roman" w:hAnsi="Times New Roman"/>
-          <w:sz w:val="24"/>
-        </w:rPr>
-        <w:t>віків.</w:t>
+        <w:t xml:space="preserve"> Благословенний Бог наш завжди, нині і повсякчас, і на віки віків.</w:t>
       </w:r>
     </w:p>
     <w:p>
@@ -10629,17 +10637,17 @@
         <w:rPr>
           <w:rFonts w:ascii="Times New Roman" w:hAnsi="Times New Roman"/>
           <w:i/>
-          <w:color w:val="FF0000"/>
-          <w:sz w:val="24"/>
-        </w:rPr>
-        <w:t xml:space="preserve">Священик: </w:t>
-      </w:r>
-      <w:r>
-        <w:rPr>
-          <w:rFonts w:ascii="Times New Roman" w:hAnsi="Times New Roman"/>
-          <w:sz w:val="24"/>
-        </w:rPr>
-        <w:t>Боже, змилуйся над нами і благослови нас; світлом лиця твого осяй нас і помилуй нас.</w:t>
+          <w:color w:val="FF4400"/>
+          <w:sz w:val="24"/>
+        </w:rPr>
+        <w:t>Священик:</w:t>
+      </w:r>
+      <w:r>
+        <w:rPr>
+          <w:rFonts w:ascii="Times New Roman" w:hAnsi="Times New Roman"/>
+          <w:sz w:val="24"/>
+        </w:rPr>
+        <w:t xml:space="preserve"> Боже, змилуйся над нами і благослови нас; світлом лиця твого осяй нас і помилуй нас.</w:t>
       </w:r>
     </w:p>
     <w:p>
@@ -10797,17 +10805,17 @@
         <w:rPr>
           <w:rFonts w:ascii="Times New Roman" w:hAnsi="Times New Roman"/>
           <w:i/>
-          <w:color w:val="FF0000"/>
-          <w:sz w:val="24"/>
-        </w:rPr>
-        <w:t xml:space="preserve">Священик: </w:t>
-      </w:r>
-      <w:r>
-        <w:rPr>
-          <w:rFonts w:ascii="Times New Roman" w:hAnsi="Times New Roman"/>
-          <w:sz w:val="24"/>
-        </w:rPr>
-        <w:t>Слава тобі, Христе Боже, надіє наша, слава тобі!</w:t>
+          <w:color w:val="FF4400"/>
+          <w:sz w:val="24"/>
+        </w:rPr>
+        <w:t>Священик:</w:t>
+      </w:r>
+      <w:r>
+        <w:rPr>
+          <w:rFonts w:ascii="Times New Roman" w:hAnsi="Times New Roman"/>
+          <w:sz w:val="24"/>
+        </w:rPr>
+        <w:t xml:space="preserve"> Слава тобі, Христе Боже, надіє наша, слава тобі!</w:t>
       </w:r>
     </w:p>
     <w:p>
@@ -10867,17 +10875,13 @@
     </w:p>
     <w:p>
       <w:pPr>
-        <w:spacing w:line="240" w:lineRule="auto"/>
-        <w:rPr>
-          <w:rFonts w:ascii="Times New Roman" w:hAnsi="Times New Roman"/>
-          <w:sz w:val="24"/>
-        </w:rPr>
-      </w:pPr>
-      <w:r>
-        <w:rPr>
-          <w:rFonts w:ascii="Times New Roman" w:hAnsi="Times New Roman"/>
-          <w:i/>
-          <w:color w:val="FF0000"/>
+        <w:spacing w:after="120"/>
+      </w:pPr>
+      <w:r>
+        <w:rPr>
+          <w:rFonts w:ascii="Times New Roman" w:hAnsi="Times New Roman"/>
+          <w:i/>
+          <w:color w:val="FF4400"/>
           <w:sz w:val="24"/>
         </w:rPr>
         <w:t>Священик:</w:t>
@@ -10887,7 +10891,23 @@
           <w:rFonts w:ascii="Times New Roman" w:hAnsi="Times New Roman"/>
           <w:sz w:val="24"/>
         </w:rPr>
-        <w:t xml:space="preserve"> Христос, істинний Бог наш, молитвами пречистої своєї Матері, преподобних і богоносних отців наших, і всіх святих, помилує і спасе нас, як благий і чоловіколюбець.</w:t>
+        <w:t xml:space="preserve"> Христос, істинний Бог наш - молитвами пречистої Своєї Матері, силою чесного і животворчого Хреста, заступництвом чесних небесних сил безтілесних, чесного і славного пророка, предтечі і хрестителя Йоана, святих славних і всехвальних апостолів, святого отця нашого Миколая, архиєпископа Мир Ликійських, чудотворця, святих славних і переможних мучеників, преподобних і богоносних отців наших, святих і праведних богоотців Йоакима й Анни, святого, </w:t>
+      </w:r>
+      <w:r>
+        <w:rPr>
+          <w:rFonts w:ascii="Times New Roman" w:hAnsi="Times New Roman"/>
+          <w:i/>
+          <w:color w:val="FF4400"/>
+          <w:sz w:val="24"/>
+        </w:rPr>
+        <w:t>якого є храм</w:t>
+      </w:r>
+      <w:r>
+        <w:rPr>
+          <w:rFonts w:ascii="Times New Roman" w:hAnsi="Times New Roman"/>
+          <w:sz w:val="24"/>
+        </w:rPr>
+        <w:t>, преподобних отців наших Ісаакія, Далмата й Фавста, і всіх святих - помилує і спасе нас як благий і людинолюбний.</w:t>
       </w:r>
     </w:p>
     <w:p>
